--- a/resume.docx
+++ b/resume.docx
@@ -25,7 +25,9 @@
         <w:rPr>
           <w:rFonts w:ascii="Nimbus Roman" w:cs="Nimbus Roman" w:eastAsia="Nimbus Roman" w:hAnsi="Nimbus Roman"/>
           <w:b w:val="0"/>
+          <w:bCs w:val="0"/>
           <w:i w:val="0"/>
+          <w:iCs w:val="0"/>
           <w:smallCaps w:val="0"/>
           <w:strike w:val="0"/>
           <w:color w:val="da5420"/>
@@ -40,7 +42,9 @@
         <w:rPr>
           <w:rFonts w:ascii="Nimbus Roman" w:cs="Nimbus Roman" w:eastAsia="Nimbus Roman" w:hAnsi="Nimbus Roman"/>
           <w:b w:val="0"/>
+          <w:bCs w:val="0"/>
           <w:i w:val="0"/>
+          <w:iCs w:val="0"/>
           <w:smallCaps w:val="0"/>
           <w:strike w:val="0"/>
           <w:color w:val="da5420"/>
@@ -82,7 +86,9 @@
         <w:rPr>
           <w:rFonts w:ascii="Helvetica Neue" w:cs="Helvetica Neue" w:eastAsia="Helvetica Neue" w:hAnsi="Helvetica Neue"/>
           <w:b w:val="0"/>
+          <w:bCs w:val="0"/>
           <w:i w:val="0"/>
+          <w:iCs w:val="0"/>
           <w:smallCaps w:val="1"/>
           <w:strike w:val="0"/>
           <w:color w:val="333430"/>
@@ -97,7 +103,9 @@
         <w:rPr>
           <w:rFonts w:ascii="Nimbus Roman" w:cs="Nimbus Roman" w:eastAsia="Nimbus Roman" w:hAnsi="Nimbus Roman"/>
           <w:b w:val="0"/>
+          <w:bCs w:val="0"/>
           <w:i w:val="0"/>
+          <w:iCs w:val="0"/>
           <w:smallCaps w:val="0"/>
           <w:strike w:val="0"/>
           <w:color w:val="000000"/>
@@ -139,7 +147,9 @@
         <w:rPr>
           <w:rFonts w:ascii="Noto Sans" w:cs="Noto Sans" w:eastAsia="Noto Sans" w:hAnsi="Noto Sans"/>
           <w:b w:val="0"/>
+          <w:bCs w:val="0"/>
           <w:i w:val="0"/>
+          <w:iCs w:val="0"/>
           <w:smallCaps w:val="1"/>
           <w:strike w:val="0"/>
           <w:color w:val="333430"/>
@@ -253,15 +263,16 @@
         <w:jc w:val="center"/>
         <w:rPr>
           <w:rFonts w:ascii="Noto Sans" w:cs="Noto Sans" w:eastAsia="Noto Sans" w:hAnsi="Noto Sans"/>
+          <w:sz w:val="18"/>
+          <w:szCs w:val="18"/>
         </w:rPr>
       </w:pPr>
       <w:r>
         <w:rPr>
           <w:rFonts w:ascii="Noto Sans" w:cs="Noto Sans" w:eastAsia="Noto Sans" w:hAnsi="Noto Sans"/>
           <w:i w:val="1"/>
+          <w:iCs w:val="1"/>
           <w:color w:val="000000"/>
-          <w:sz w:val="22"/>
-          <w:szCs w:val="22"/>
           <w:rtl w:val="0"/>
         </w:rPr>
         <w:t xml:space="preserve">I am a young, motivated individual with experience in customer service and with Windows, Android, and Debian-based Linux systems and products, and a passion for all things technology and engineering. I can work </w:t>
@@ -270,8 +281,7 @@
         <w:rPr>
           <w:rFonts w:ascii="Noto Sans" w:cs="Noto Sans" w:eastAsia="Noto Sans" w:hAnsi="Noto Sans"/>
           <w:i w:val="1"/>
-          <w:sz w:val="22"/>
-          <w:szCs w:val="22"/>
+          <w:iCs w:val="1"/>
           <w:rtl w:val="0"/>
         </w:rPr>
         <w:t xml:space="preserve">flexible</w:t>
@@ -280,9 +290,8 @@
         <w:rPr>
           <w:rFonts w:ascii="Noto Sans" w:cs="Noto Sans" w:eastAsia="Noto Sans" w:hAnsi="Noto Sans"/>
           <w:i w:val="1"/>
+          <w:iCs w:val="1"/>
           <w:color w:val="000000"/>
-          <w:sz w:val="22"/>
-          <w:szCs w:val="22"/>
           <w:rtl w:val="0"/>
         </w:rPr>
         <w:t xml:space="preserve"> hours. I am currently working as </w:t>
@@ -291,8 +300,7 @@
         <w:rPr>
           <w:rFonts w:ascii="Noto Sans" w:cs="Noto Sans" w:eastAsia="Noto Sans" w:hAnsi="Noto Sans"/>
           <w:i w:val="1"/>
-          <w:sz w:val="22"/>
-          <w:szCs w:val="22"/>
+          <w:iCs w:val="1"/>
           <w:rtl w:val="0"/>
         </w:rPr>
         <w:t xml:space="preserve">Data Entry</w:t>
@@ -301,9 +309,8 @@
         <w:rPr>
           <w:rFonts w:ascii="Noto Sans" w:cs="Noto Sans" w:eastAsia="Noto Sans" w:hAnsi="Noto Sans"/>
           <w:i w:val="1"/>
+          <w:iCs w:val="1"/>
           <w:color w:val="000000"/>
-          <w:sz w:val="22"/>
-          <w:szCs w:val="22"/>
           <w:rtl w:val="0"/>
         </w:rPr>
         <w:t xml:space="preserve"> at </w:t>
@@ -312,8 +319,7 @@
         <w:rPr>
           <w:rFonts w:ascii="Noto Sans" w:cs="Noto Sans" w:eastAsia="Noto Sans" w:hAnsi="Noto Sans"/>
           <w:i w:val="1"/>
-          <w:sz w:val="22"/>
-          <w:szCs w:val="22"/>
+          <w:iCs w:val="1"/>
           <w:rtl w:val="0"/>
         </w:rPr>
         <w:t xml:space="preserve">DHPainting</w:t>
@@ -322,9 +328,8 @@
         <w:rPr>
           <w:rFonts w:ascii="Noto Sans" w:cs="Noto Sans" w:eastAsia="Noto Sans" w:hAnsi="Noto Sans"/>
           <w:i w:val="1"/>
+          <w:iCs w:val="1"/>
           <w:color w:val="000000"/>
-          <w:sz w:val="22"/>
-          <w:szCs w:val="22"/>
           <w:rtl w:val="0"/>
         </w:rPr>
         <w:t xml:space="preserve">. I have drive and talent in the tech world, and while I will continue to build my resume and experience with online courses and certifications, I am now seeking an entry-level role in the technology/IT world.</w:t>
@@ -520,6 +525,7 @@
         <w:rPr>
           <w:rFonts w:ascii="Noto Sans" w:cs="Noto Sans" w:eastAsia="Noto Sans" w:hAnsi="Noto Sans"/>
           <w:b w:val="0"/>
+          <w:bCs w:val="0"/>
           <w:smallCaps w:val="1"/>
           <w:sz w:val="22"/>
           <w:szCs w:val="22"/>
@@ -567,6 +573,7 @@
         <w:rPr>
           <w:rFonts w:ascii="Noto Sans" w:cs="Noto Sans" w:eastAsia="Noto Sans" w:hAnsi="Noto Sans"/>
           <w:b w:val="0"/>
+          <w:bCs w:val="0"/>
           <w:smallCaps w:val="1"/>
           <w:sz w:val="22"/>
           <w:szCs w:val="22"/>
@@ -647,6 +654,7 @@
         <w:rPr>
           <w:rFonts w:ascii="Noto Sans" w:cs="Noto Sans" w:eastAsia="Noto Sans" w:hAnsi="Noto Sans"/>
           <w:b w:val="0"/>
+          <w:bCs w:val="0"/>
           <w:smallCaps w:val="1"/>
           <w:sz w:val="24"/>
           <w:szCs w:val="24"/>
@@ -687,6 +695,7 @@
         <w:rPr>
           <w:rFonts w:ascii="Noto Sans" w:cs="Noto Sans" w:eastAsia="Noto Sans" w:hAnsi="Noto Sans"/>
           <w:b w:val="1"/>
+          <w:bCs w:val="1"/>
           <w:sz w:val="22"/>
           <w:szCs w:val="22"/>
           <w:rtl w:val="0"/>
@@ -735,6 +744,7 @@
         <w:rPr>
           <w:rFonts w:ascii="Noto Sans" w:cs="Noto Sans" w:eastAsia="Noto Sans" w:hAnsi="Noto Sans"/>
           <w:b w:val="1"/>
+          <w:bCs w:val="1"/>
           <w:sz w:val="22"/>
           <w:szCs w:val="22"/>
           <w:rtl w:val="0"/>
@@ -790,12 +800,13 @@
         <w:rPr>
           <w:rFonts w:ascii="Noto Sans" w:cs="Noto Sans" w:eastAsia="Noto Sans" w:hAnsi="Noto Sans"/>
           <w:b w:val="0"/>
+          <w:bCs w:val="0"/>
           <w:smallCaps w:val="1"/>
           <w:sz w:val="24"/>
           <w:szCs w:val="24"/>
           <w:rtl w:val="0"/>
         </w:rPr>
-        <w:t xml:space="preserve">DHPAINTING</w:t>
+        <w:t xml:space="preserve">JR HUASER TRUST - DHPAINTING</w:t>
       </w:r>
       <w:r>
         <w:rPr>
@@ -816,7 +827,9 @@
         <w:rPr>
           <w:rFonts w:ascii="Noto Sans" w:cs="Noto Sans" w:eastAsia="Noto Sans" w:hAnsi="Noto Sans"/>
           <w:b w:val="0"/>
+          <w:bCs w:val="0"/>
           <w:i w:val="1"/>
+          <w:iCs w:val="1"/>
           <w:sz w:val="24"/>
           <w:szCs w:val="24"/>
           <w:rtl w:val="0"/>
@@ -910,6 +923,56 @@
         </w:rPr>
         <w:t xml:space="preserve">Collected and organized valuable email leads to support marketing campaign development.</w:t>
       </w:r>
+    </w:p>
+    <w:p>
+      <w:pPr>
+        <w:pStyle w:val="Heading2"/>
+        <w:rPr>
+          <w:rFonts w:ascii="Noto Sans" w:cs="Noto Sans" w:eastAsia="Noto Sans" w:hAnsi="Noto Sans"/>
+        </w:rPr>
+      </w:pPr>
+      <w:bookmarkStart w:colFirst="0" w:colLast="0" w:name="_heading=h.plki2dfbxzya" w:id="2"/>
+      <w:bookmarkEnd w:id="2"/>
+      <w:r>
+        <w:rPr>
+          <w:rFonts w:ascii="Noto Sans" w:cs="Noto Sans" w:eastAsia="Noto Sans" w:hAnsi="Noto Sans"/>
+          <w:b w:val="0"/>
+          <w:bCs w:val="0"/>
+          <w:smallCaps w:val="1"/>
+          <w:sz w:val="24"/>
+          <w:szCs w:val="24"/>
+          <w:rtl w:val="0"/>
+        </w:rPr>
+        <w:t xml:space="preserve">JR HUASER TRUST - GABBA SPORTING PRODUCTS</w:t>
+      </w:r>
+      <w:r>
+        <w:rPr>
+          <w:rtl w:val="0"/>
+        </w:rPr>
+      </w:r>
+    </w:p>
+    <w:p>
+      <w:pPr>
+        <w:pStyle w:val="Heading2"/>
+        <w:rPr>
+          <w:rFonts w:ascii="Noto Sans" w:cs="Noto Sans" w:eastAsia="Noto Sans" w:hAnsi="Noto Sans"/>
+        </w:rPr>
+      </w:pPr>
+      <w:bookmarkStart w:colFirst="0" w:colLast="0" w:name="_heading=h.o41awekudcba" w:id="3"/>
+      <w:bookmarkEnd w:id="3"/>
+      <w:r>
+        <w:rPr>
+          <w:rFonts w:ascii="Noto Sans" w:cs="Noto Sans" w:eastAsia="Noto Sans" w:hAnsi="Noto Sans"/>
+          <w:b w:val="0"/>
+          <w:bCs w:val="0"/>
+          <w:i w:val="1"/>
+          <w:iCs w:val="1"/>
+          <w:sz w:val="24"/>
+          <w:szCs w:val="24"/>
+          <w:rtl w:val="0"/>
+        </w:rPr>
+        <w:t xml:space="preserve">Frontend Development July 2025–present</w:t>
+      </w:r>
       <w:r>
         <w:rPr>
           <w:rtl w:val="0"/>
@@ -925,24 +988,61 @@
         <w:tabs>
           <w:tab w:val="left" w:leader="none" w:pos="720"/>
         </w:tabs>
-        <w:spacing w:after="0" w:line="240" w:lineRule="auto"/>
         <w:ind w:left="720" w:hanging="360"/>
         <w:rPr>
           <w:rFonts w:ascii="Noto Sans" w:cs="Noto Sans" w:eastAsia="Noto Sans" w:hAnsi="Noto Sans"/>
-          <w:u w:val="none"/>
-        </w:rPr>
-      </w:pPr>
-      <w:r>
-        <w:rPr>
-          <w:rFonts w:ascii="Noto Sans" w:cs="Noto Sans" w:eastAsia="Noto Sans" w:hAnsi="Noto Sans"/>
-          <w:rtl w:val="0"/>
-        </w:rPr>
-        <w:t xml:space="preserve">Consistently received praise for excellent communication and taking initiative in work tasks.</w:t>
-      </w:r>
-      <w:r>
-        <w:rPr>
-          <w:rtl w:val="0"/>
-        </w:rPr>
+        </w:rPr>
+      </w:pPr>
+      <w:r>
+        <w:rPr>
+          <w:rFonts w:ascii="Noto Sans" w:cs="Noto Sans" w:eastAsia="Noto Sans" w:hAnsi="Noto Sans"/>
+          <w:rtl w:val="0"/>
+        </w:rPr>
+        <w:t xml:space="preserve">Migrated three legacy WordPress sites into a unified Next.js monorepo</w:t>
+      </w:r>
+    </w:p>
+    <w:p>
+      <w:pPr>
+        <w:numPr>
+          <w:ilvl w:val="0"/>
+          <w:numId w:val="2"/>
+        </w:numPr>
+        <w:tabs>
+          <w:tab w:val="left" w:leader="none" w:pos="720"/>
+        </w:tabs>
+        <w:ind w:left="720" w:hanging="360"/>
+        <w:rPr>
+          <w:rFonts w:ascii="Noto Sans" w:cs="Noto Sans" w:eastAsia="Noto Sans" w:hAnsi="Noto Sans"/>
+        </w:rPr>
+      </w:pPr>
+      <w:r>
+        <w:rPr>
+          <w:rFonts w:ascii="Noto Sans" w:cs="Noto Sans" w:eastAsia="Noto Sans" w:hAnsi="Noto Sans"/>
+          <w:rtl w:val="0"/>
+        </w:rPr>
+        <w:t xml:space="preserve">Consolidated fragmented frontend codebases into a single, maintainable architecture</w:t>
+      </w:r>
+    </w:p>
+    <w:p>
+      <w:pPr>
+        <w:numPr>
+          <w:ilvl w:val="0"/>
+          <w:numId w:val="2"/>
+        </w:numPr>
+        <w:tabs>
+          <w:tab w:val="left" w:leader="none" w:pos="720"/>
+        </w:tabs>
+        <w:ind w:left="720" w:hanging="360"/>
+        <w:rPr>
+          <w:rFonts w:ascii="Noto Sans" w:cs="Noto Sans" w:eastAsia="Noto Sans" w:hAnsi="Noto Sans"/>
+        </w:rPr>
+      </w:pPr>
+      <w:r>
+        <w:rPr>
+          <w:rFonts w:ascii="Noto Sans" w:cs="Noto Sans" w:eastAsia="Noto Sans" w:hAnsi="Noto Sans"/>
+          <w:rtl w:val="0"/>
+        </w:rPr>
+        <w:t xml:space="preserve">Modernised the frontend stack from WordPress to Next.js</w:t>
       </w:r>
     </w:p>
     <w:p>
@@ -956,6 +1056,7 @@
         <w:rPr>
           <w:rFonts w:ascii="Noto Sans" w:cs="Noto Sans" w:eastAsia="Noto Sans" w:hAnsi="Noto Sans"/>
           <w:b w:val="0"/>
+          <w:bCs w:val="0"/>
           <w:smallCaps w:val="1"/>
           <w:color w:val="000000"/>
           <w:sz w:val="24"/>
@@ -981,7 +1082,9 @@
         <w:rPr>
           <w:rFonts w:ascii="Noto Sans" w:cs="Noto Sans" w:eastAsia="Noto Sans" w:hAnsi="Noto Sans"/>
           <w:b w:val="0"/>
+          <w:bCs w:val="0"/>
           <w:i w:val="1"/>
+          <w:iCs w:val="1"/>
           <w:color w:val="000000"/>
           <w:sz w:val="24"/>
           <w:szCs w:val="24"/>
@@ -993,7 +1096,9 @@
         <w:rPr>
           <w:rFonts w:ascii="Noto Sans" w:cs="Noto Sans" w:eastAsia="Noto Sans" w:hAnsi="Noto Sans"/>
           <w:b w:val="0"/>
+          <w:bCs w:val="0"/>
           <w:i w:val="1"/>
+          <w:iCs w:val="1"/>
           <w:sz w:val="24"/>
           <w:szCs w:val="24"/>
           <w:rtl w:val="0"/>
@@ -1033,7 +1138,9 @@
         <w:rPr>
           <w:rFonts w:ascii="Noto Sans" w:cs="Noto Sans" w:eastAsia="Noto Sans" w:hAnsi="Noto Sans"/>
           <w:b w:val="0"/>
+          <w:bCs w:val="0"/>
           <w:i w:val="0"/>
+          <w:iCs w:val="0"/>
           <w:smallCaps w:val="0"/>
           <w:strike w:val="0"/>
           <w:color w:val="000000"/>
@@ -1045,7 +1152,9 @@
         <w:rPr>
           <w:rFonts w:ascii="Noto Sans" w:cs="Noto Sans" w:eastAsia="Noto Sans" w:hAnsi="Noto Sans"/>
           <w:b w:val="0"/>
+          <w:bCs w:val="0"/>
           <w:i w:val="0"/>
+          <w:iCs w:val="0"/>
           <w:smallCaps w:val="0"/>
           <w:strike w:val="0"/>
           <w:color w:val="000000"/>
@@ -1089,7 +1198,9 @@
         <w:rPr>
           <w:rFonts w:ascii="Noto Sans" w:cs="Noto Sans" w:eastAsia="Noto Sans" w:hAnsi="Noto Sans"/>
           <w:b w:val="0"/>
+          <w:bCs w:val="0"/>
           <w:i w:val="0"/>
+          <w:iCs w:val="0"/>
           <w:smallCaps w:val="0"/>
           <w:strike w:val="0"/>
           <w:color w:val="000000"/>
@@ -1101,7 +1212,9 @@
         <w:rPr>
           <w:rFonts w:ascii="Noto Sans" w:cs="Noto Sans" w:eastAsia="Noto Sans" w:hAnsi="Noto Sans"/>
           <w:b w:val="0"/>
+          <w:bCs w:val="0"/>
           <w:i w:val="0"/>
+          <w:iCs w:val="0"/>
           <w:smallCaps w:val="0"/>
           <w:strike w:val="0"/>
           <w:color w:val="000000"/>
@@ -1116,7 +1229,9 @@
         <w:rPr>
           <w:rFonts w:ascii="Noto Sans" w:cs="Noto Sans" w:eastAsia="Noto Sans" w:hAnsi="Noto Sans"/>
           <w:b w:val="0"/>
+          <w:bCs w:val="0"/>
           <w:i w:val="0"/>
+          <w:iCs w:val="0"/>
           <w:smallCaps w:val="0"/>
           <w:strike w:val="0"/>
           <w:color w:val="000000"/>
@@ -1160,7 +1275,9 @@
         <w:rPr>
           <w:rFonts w:ascii="Noto Sans" w:cs="Noto Sans" w:eastAsia="Noto Sans" w:hAnsi="Noto Sans"/>
           <w:b w:val="0"/>
+          <w:bCs w:val="0"/>
           <w:i w:val="0"/>
+          <w:iCs w:val="0"/>
           <w:smallCaps w:val="0"/>
           <w:strike w:val="0"/>
           <w:color w:val="000000"/>
@@ -1172,7 +1289,9 @@
         <w:rPr>
           <w:rFonts w:ascii="Noto Sans" w:cs="Noto Sans" w:eastAsia="Noto Sans" w:hAnsi="Noto Sans"/>
           <w:b w:val="0"/>
+          <w:bCs w:val="0"/>
           <w:i w:val="0"/>
+          <w:iCs w:val="0"/>
           <w:smallCaps w:val="0"/>
           <w:strike w:val="0"/>
           <w:color w:val="000000"/>
@@ -1182,62 +1301,6 @@
           <w:rtl w:val="0"/>
         </w:rPr>
         <w:t xml:space="preserve">Addressed customer inquiries and resolved any complaints or issues to maintain satisfaction.</w:t>
-      </w:r>
-      <w:r>
-        <w:rPr>
-          <w:rtl w:val="0"/>
-        </w:rPr>
-      </w:r>
-    </w:p>
-    <w:p>
-      <w:pPr>
-        <w:keepNext w:val="0"/>
-        <w:keepLines w:val="0"/>
-        <w:pageBreakBefore w:val="0"/>
-        <w:widowControl w:val="1"/>
-        <w:numPr>
-          <w:ilvl w:val="0"/>
-          <w:numId w:val="1"/>
-        </w:numPr>
-        <w:pBdr>
-          <w:top w:space="0" w:sz="0" w:val="nil"/>
-          <w:left w:space="0" w:sz="0" w:val="nil"/>
-          <w:bottom w:space="0" w:sz="0" w:val="nil"/>
-          <w:right w:space="0" w:sz="0" w:val="nil"/>
-          <w:between w:space="0" w:sz="0" w:val="nil"/>
-        </w:pBdr>
-        <w:shd w:fill="auto" w:val="clear"/>
-        <w:tabs>
-          <w:tab w:val="left" w:leader="none" w:pos="720"/>
-        </w:tabs>
-        <w:spacing w:after="0" w:before="0" w:line="240" w:lineRule="auto"/>
-        <w:ind w:left="720" w:right="0" w:hanging="360"/>
-        <w:jc w:val="left"/>
-        <w:rPr>
-          <w:rFonts w:ascii="Noto Sans" w:cs="Noto Sans" w:eastAsia="Noto Sans" w:hAnsi="Noto Sans"/>
-          <w:b w:val="0"/>
-          <w:i w:val="0"/>
-          <w:smallCaps w:val="0"/>
-          <w:strike w:val="0"/>
-          <w:color w:val="000000"/>
-          <w:shd w:fill="auto" w:val="clear"/>
-          <w:vertAlign w:val="baseline"/>
-        </w:rPr>
-      </w:pPr>
-      <w:r>
-        <w:rPr>
-          <w:rFonts w:ascii="Noto Sans" w:cs="Noto Sans" w:eastAsia="Noto Sans" w:hAnsi="Noto Sans"/>
-          <w:b w:val="0"/>
-          <w:i w:val="0"/>
-          <w:smallCaps w:val="0"/>
-          <w:strike w:val="0"/>
-          <w:color w:val="000000"/>
-          <w:u w:val="none"/>
-          <w:shd w:fill="auto" w:val="clear"/>
-          <w:vertAlign w:val="baseline"/>
-          <w:rtl w:val="0"/>
-        </w:rPr>
-        <w:t xml:space="preserve">Worked closely with colleagues to ensure smooth operation during busy periods.</w:t>
       </w:r>
       <w:r>
         <w:rPr>
@@ -1287,7 +1350,9 @@
       <w:rPr>
         <w:rFonts w:ascii="Times New Roman" w:cs="Times New Roman" w:eastAsia="Times New Roman" w:hAnsi="Times New Roman"/>
         <w:b w:val="0"/>
+        <w:bCs w:val="0"/>
         <w:i w:val="0"/>
+        <w:iCs w:val="0"/>
         <w:smallCaps w:val="0"/>
         <w:strike w:val="0"/>
         <w:color w:val="000000"/>
@@ -1333,7 +1398,9 @@
       <w:rPr>
         <w:rFonts w:ascii="Times New Roman" w:cs="Times New Roman" w:eastAsia="Times New Roman" w:hAnsi="Times New Roman"/>
         <w:b w:val="0"/>
+        <w:bCs w:val="0"/>
         <w:i w:val="0"/>
+        <w:iCs w:val="0"/>
         <w:smallCaps w:val="0"/>
         <w:strike w:val="0"/>
         <w:color w:val="000000"/>
@@ -1379,7 +1446,9 @@
       <w:rPr>
         <w:rFonts w:ascii="Times New Roman" w:cs="Times New Roman" w:eastAsia="Times New Roman" w:hAnsi="Times New Roman"/>
         <w:b w:val="0"/>
+        <w:bCs w:val="0"/>
         <w:i w:val="0"/>
+        <w:iCs w:val="0"/>
         <w:smallCaps w:val="0"/>
         <w:strike w:val="0"/>
         <w:color w:val="000000"/>
@@ -1425,7 +1494,9 @@
       <w:rPr>
         <w:rFonts w:ascii="Times New Roman" w:cs="Times New Roman" w:eastAsia="Times New Roman" w:hAnsi="Times New Roman"/>
         <w:b w:val="0"/>
+        <w:bCs w:val="0"/>
         <w:i w:val="0"/>
+        <w:iCs w:val="0"/>
         <w:smallCaps w:val="0"/>
         <w:strike w:val="0"/>
         <w:color w:val="000000"/>
@@ -1471,7 +1542,9 @@
       <w:rPr>
         <w:rFonts w:ascii="Times New Roman" w:cs="Times New Roman" w:eastAsia="Times New Roman" w:hAnsi="Times New Roman"/>
         <w:b w:val="0"/>
+        <w:bCs w:val="0"/>
         <w:i w:val="0"/>
+        <w:iCs w:val="0"/>
         <w:smallCaps w:val="0"/>
         <w:strike w:val="0"/>
         <w:color w:val="000000"/>
@@ -1517,7 +1590,9 @@
       <w:rPr>
         <w:rFonts w:ascii="Times New Roman" w:cs="Times New Roman" w:eastAsia="Times New Roman" w:hAnsi="Times New Roman"/>
         <w:b w:val="0"/>
+        <w:bCs w:val="0"/>
         <w:i w:val="0"/>
+        <w:iCs w:val="0"/>
         <w:smallCaps w:val="0"/>
         <w:strike w:val="0"/>
         <w:color w:val="000000"/>
@@ -1803,7 +1878,9 @@
     <w:rPr>
       <w:rFonts w:ascii="Helvetica Neue" w:cs="Helvetica Neue" w:eastAsia="Helvetica Neue" w:hAnsi="Helvetica Neue"/>
       <w:b w:val="0"/>
+      <w:bCs w:val="0"/>
       <w:i w:val="0"/>
+      <w:iCs w:val="0"/>
       <w:smallCaps w:val="0"/>
       <w:strike w:val="0"/>
       <w:color w:val="da5420"/>
@@ -1823,6 +1900,7 @@
     </w:pPr>
     <w:rPr>
       <w:b w:val="1"/>
+      <w:bCs w:val="1"/>
     </w:rPr>
   </w:style>
   <w:style w:type="paragraph" w:styleId="Heading3">
@@ -1837,6 +1915,7 @@
     </w:pPr>
     <w:rPr>
       <w:b w:val="1"/>
+      <w:bCs w:val="1"/>
       <w:sz w:val="28"/>
       <w:szCs w:val="28"/>
     </w:rPr>
@@ -1853,6 +1932,7 @@
     </w:pPr>
     <w:rPr>
       <w:b w:val="1"/>
+      <w:bCs w:val="1"/>
       <w:sz w:val="24"/>
       <w:szCs w:val="24"/>
     </w:rPr>
@@ -1869,6 +1949,7 @@
     </w:pPr>
     <w:rPr>
       <w:b w:val="1"/>
+      <w:bCs w:val="1"/>
       <w:sz w:val="22"/>
       <w:szCs w:val="22"/>
     </w:rPr>
@@ -1885,6 +1966,7 @@
     </w:pPr>
     <w:rPr>
       <w:b w:val="1"/>
+      <w:bCs w:val="1"/>
       <w:sz w:val="20"/>
       <w:szCs w:val="20"/>
     </w:rPr>
@@ -1901,6 +1983,7 @@
     </w:pPr>
     <w:rPr>
       <w:b w:val="1"/>
+      <w:bCs w:val="1"/>
       <w:sz w:val="72"/>
       <w:szCs w:val="72"/>
     </w:rPr>
@@ -2352,6 +2435,7 @@
     <w:rPr>
       <w:rFonts w:ascii="Georgia" w:cs="Georgia" w:eastAsia="Georgia" w:hAnsi="Georgia"/>
       <w:i w:val="1"/>
+      <w:iCs w:val="1"/>
       <w:color w:val="666666"/>
       <w:sz w:val="48"/>
       <w:szCs w:val="48"/>
@@ -2534,7 +2618,7 @@
 
 <file path=customXML/item1.xml><?xml version="1.0" encoding="utf-8"?>
 <go:gDocsCustomXmlDataStorage xmlns:go="http://customooxmlschemas.google.com/" xmlns:r="http://schemas.openxmlformats.org/officeDocument/2006/relationships" uri="GoogleDocsCustomDataVersion2">
-  <go:docsCustomData xmlns:go="http://customooxmlschemas.google.com/" roundtripDataSignature="AMtx7mho7JbPvu+sulAE8Ct9/L/fTex+zQ==">CgMxLjAyDmguNnBuNTYwczViNHNwMg1oLm5nbDVkc3MwdWxsOAByITFlNTBGWlNaZnFjMWtlUXh4U3NlWlQ5ZlR2TmptUE1Raw==</go:docsCustomData>
+  <go:docsCustomData xmlns:go="http://customooxmlschemas.google.com/" roundtripDataSignature="AMtx7mj9LAsQNlMxhd8pKZJlAvfZq8HNBA==">CgMxLjAyDmguNnBuNTYwczViNHNwMg1oLm5nbDVkc3MwdWxsMg5oLnBsa2kyZGZieHp5YTIOaC5vNDFhd2VrdWRjYmE4AHIhMWU1MEZaU1pmcWMxa2VReHhTc2VaVDlmVHZOam1QTVFr</go:docsCustomData>
 </go:gDocsCustomXmlDataStorage>
 </file>
 
